--- a/examples/custom/doc/05-motif-custom_motif.docx
+++ b/examples/custom/doc/05-motif-custom_motif.docx
@@ -108,7 +108,7 @@
       </w:r>
     </w:p>
     <w:bookmarkEnd w:id="22"/>
-    <w:bookmarkStart w:id="23" w:name="method-at-a-glance"/>
+    <w:bookmarkStart w:id="31" w:name="method-at-a-glance"/>
     <w:p>
       <w:pPr>
         <w:pStyle w:val="Heading2"/>
@@ -192,17 +192,7 @@
         <w:t xml:space="preserve">it introduces a motif definition based on subsequence clustering rather than nearest-neighbor Matrix Profile search.</w:t>
       </w:r>
     </w:p>
-    <w:bookmarkEnd w:id="23"/>
-    <w:bookmarkStart w:id="32" w:name="walkthrough"/>
-    <w:p>
-      <w:pPr>
-        <w:pStyle w:val="Heading2"/>
-      </w:pPr>
-      <w:r>
-        <w:t xml:space="preserve">Walkthrough</w:t>
-      </w:r>
-    </w:p>
-    <w:bookmarkStart w:id="24" w:name="prepare-the-example"/>
+    <w:bookmarkStart w:id="23" w:name="prepare-the-example"/>
     <w:p>
       <w:pPr>
         <w:pStyle w:val="Heading3"/>
@@ -216,7 +206,34 @@
         <w:pStyle w:val="FirstParagraph"/>
       </w:pPr>
       <w:r>
-        <w:t xml:space="preserve">We begin by organizing the environment, loading the packages, and selecting the dataset used in the notebook. This part is intentionally more direct: the goal is to make the starting point explicit before the method-specific reasoning begins.</w:t>
+        <w:t xml:space="preserve">This setup anchors the notebook in the specific series used to examine</w:t>
+      </w:r>
+      <w:r>
+        <w:t xml:space="preserve"> </w:t>
+      </w:r>
+      <w:r>
+        <w:rPr>
+          <w:rStyle w:val="VerbatimChar"/>
+        </w:rPr>
+        <w:t xml:space="preserve">05-motif-custom_motif</w:t>
+      </w:r>
+      <w:r>
+        <w:t xml:space="preserve">. The semantic point is the one stated above: the custom detector builds sliding windows, clusters them with</w:t>
+      </w:r>
+      <w:r>
+        <w:t xml:space="preserve"> </w:t>
+      </w:r>
+      <w:r>
+        <w:rPr>
+          <w:rStyle w:val="VerbatimChar"/>
+        </w:rPr>
+        <w:t xml:space="preserve">dtwclust::tsclust()</w:t>
+      </w:r>
+      <w:r>
+        <w:t xml:space="preserve"> </w:t>
+      </w:r>
+      <w:r>
+        <w:t xml:space="preserve">using DTW distance, and treats sufficiently populated clusters as motif families, so the raw signal needs to be visible before any fitting step hides that structure behind model output.</w:t>
       </w:r>
     </w:p>
     <w:p>
@@ -272,8 +289,8 @@
         <w:t xml:space="preserve">(harbinger)</w:t>
       </w:r>
     </w:p>
-    <w:bookmarkEnd w:id="24"/>
-    <w:bookmarkStart w:id="25" w:name="define-the-support-structures"/>
+    <w:bookmarkEnd w:id="23"/>
+    <w:bookmarkStart w:id="24" w:name="define-the-support-structures"/>
     <w:p>
       <w:pPr>
         <w:pStyle w:val="Heading3"/>
@@ -287,7 +304,22 @@
         <w:pStyle w:val="FirstParagraph"/>
       </w:pPr>
       <w:r>
-        <w:t xml:space="preserve">Before applying the workflow itself, we define the helper functions or custom objects that make the example possible. This is one of the most important didactic moments in extension-oriented notebooks because it shows the contract that Harbinger expects and where the reader can adapt the behavior later.</w:t>
+        <w:t xml:space="preserve">The code below defines the smallest Harbinger contract needed to express the idea behind this example. Read it in semantic terms: the goal is to encode that the custom detector builds sliding windows, clusters them with</w:t>
+      </w:r>
+      <w:r>
+        <w:t xml:space="preserve"> </w:t>
+      </w:r>
+      <w:r>
+        <w:rPr>
+          <w:rStyle w:val="VerbatimChar"/>
+        </w:rPr>
+        <w:t xml:space="preserve">dtwclust::tsclust()</w:t>
+      </w:r>
+      <w:r>
+        <w:t xml:space="preserve"> </w:t>
+      </w:r>
+      <w:r>
+        <w:t xml:space="preserve">using DTW distance, and treats sufficiently populated clusters as motif families while still returning objects that Harbinger can plot and evaluate like any native method.</w:t>
       </w:r>
     </w:p>
     <w:p>
@@ -2691,8 +2723,8 @@
         <w:t xml:space="preserve">We can now use the custom detector on a motif example series.</w:t>
       </w:r>
     </w:p>
-    <w:bookmarkEnd w:id="25"/>
-    <w:bookmarkStart w:id="26" w:name="configure-the-method"/>
+    <w:bookmarkEnd w:id="24"/>
+    <w:bookmarkStart w:id="25" w:name="configure-the-method"/>
     <w:p>
       <w:pPr>
         <w:pStyle w:val="Heading3"/>
@@ -2706,7 +2738,22 @@
         <w:pStyle w:val="FirstParagraph"/>
       </w:pPr>
       <w:r>
-        <w:t xml:space="preserve">The next step is to instantiate the method and, when necessary, fit it to the selected series. This is where the notebook makes its analytical choice explicit: the parameters chosen here determine what kind of pattern the detector or transformer will become sensitive to and how the later outputs should be interpreted.</w:t>
+        <w:t xml:space="preserve">The choices below turn the central modeling idea into concrete parameters. They matter because the custom detector builds sliding windows, clusters them with</w:t>
+      </w:r>
+      <w:r>
+        <w:t xml:space="preserve"> </w:t>
+      </w:r>
+      <w:r>
+        <w:rPr>
+          <w:rStyle w:val="VerbatimChar"/>
+        </w:rPr>
+        <w:t xml:space="preserve">dtwclust::tsclust()</w:t>
+      </w:r>
+      <w:r>
+        <w:t xml:space="preserve"> </w:t>
+      </w:r>
+      <w:r>
+        <w:t xml:space="preserve">using DTW distance, and treats sufficiently populated clusters as motif families, so each argument controls how strongly the method will emphasize that pattern when it later produces motif candidates.</w:t>
       </w:r>
     </w:p>
     <w:p>
@@ -2957,8 +3004,8 @@
         <w:t xml:space="preserve">serie)</w:t>
       </w:r>
     </w:p>
-    <w:bookmarkEnd w:id="26"/>
-    <w:bookmarkStart w:id="27" w:name="run-the-core-analysis"/>
+    <w:bookmarkEnd w:id="25"/>
+    <w:bookmarkStart w:id="26" w:name="run-the-core-analysis"/>
     <w:p>
       <w:pPr>
         <w:pStyle w:val="Heading3"/>
@@ -2972,7 +3019,19 @@
         <w:pStyle w:val="FirstParagraph"/>
       </w:pPr>
       <w:r>
-        <w:t xml:space="preserve">With the environment and the method ready, we execute the central analytical step and inspect its immediate output. This is the point where the abstract idea described earlier becomes operational, so the reader should pay attention to what is produced and how Harbinger standardizes the result.</w:t>
+        <w:t xml:space="preserve">This is the moment where the notebook tests its central assumption on actual data. After applying</w:t>
+      </w:r>
+      <w:r>
+        <w:t xml:space="preserve"> </w:t>
+      </w:r>
+      <w:r>
+        <w:rPr>
+          <w:rStyle w:val="VerbatimChar"/>
+        </w:rPr>
+        <w:t xml:space="preserve">05-motif-custom_motif</w:t>
+      </w:r>
+      <w:r>
+        <w:t xml:space="preserve">, the important question is whether the resulting motif candidates really correspond to the pattern implied by the method description above, rather than to arbitrary numerical variation.</w:t>
       </w:r>
     </w:p>
     <w:p>
@@ -3069,8 +3128,8 @@
         <w:t xml:space="preserve">## 47  47  TRUE motif   3     15</w:t>
       </w:r>
     </w:p>
-    <w:bookmarkEnd w:id="27"/>
-    <w:bookmarkStart w:id="31" w:name="interpret-the-result-visually"/>
+    <w:bookmarkEnd w:id="26"/>
+    <w:bookmarkStart w:id="30" w:name="interpret-the-result-visually"/>
     <w:p>
       <w:pPr>
         <w:pStyle w:val="Heading3"/>
@@ -3084,7 +3143,7 @@
         <w:pStyle w:val="FirstParagraph"/>
       </w:pPr>
       <w:r>
-        <w:t xml:space="preserve">The final plots are not just illustrations. They help the reader connect the method’s internal output with the original series, making it easier to see why a point, range, motif, or symbolic pattern was emphasized and whether that emphasis is coherent with the stated objective of the example.</w:t>
+        <w:t xml:space="preserve">This visual check puts the model output back on top of the original signal. What matters now is whether the highlighted motif candidates line up with the structure suggested by the method, which is the real semantic test of whether the example is teaching the right lesson.</w:t>
       </w:r>
     </w:p>
     <w:p>
@@ -3137,18 +3196,18 @@
           <wp:inline>
             <wp:extent cx="4620126" cy="3696101"/>
             <wp:effectExtent b="0" l="0" r="0" t="0"/>
-            <wp:docPr descr="" title="" id="29" name="Picture"/>
+            <wp:docPr descr="" title="" id="28" name="Picture"/>
             <a:graphic>
               <a:graphicData uri="http://schemas.openxmlformats.org/drawingml/2006/picture">
                 <pic:pic>
                   <pic:nvPicPr>
-                    <pic:cNvPr descr="/home/gpca/harbinger/examples/custom/doc/05-motif-custom_motif_files/figure-docx/unnamed-chunk-5-1.png" id="30" name="Picture"/>
+                    <pic:cNvPr descr="/home/gpca/harbinger/examples/custom/doc/05-motif-custom_motif_files/figure-docx/unnamed-chunk-5-1.png" id="29" name="Picture"/>
                     <pic:cNvPicPr>
                       <a:picLocks noChangeArrowheads="1" noChangeAspect="1"/>
                     </pic:cNvPicPr>
                   </pic:nvPicPr>
                   <pic:blipFill>
-                    <a:blip r:embed="rId28"/>
+                    <a:blip r:embed="rId27"/>
                     <a:stretch>
                       <a:fillRect/>
                     </a:stretch>
@@ -3183,9 +3242,9 @@
         <w:t xml:space="preserve">This example is useful because it shows a real alternative motif strategy. Instead of using nearest-neighbor motifs from Matrix Profile, it groups subsequences by elastic similarity under DTW and interprets recurrent clusters as motif families. Harbinger still allows that customization, as long as the detector returns the common detection structure.</w:t>
       </w:r>
     </w:p>
+    <w:bookmarkEnd w:id="30"/>
     <w:bookmarkEnd w:id="31"/>
-    <w:bookmarkEnd w:id="32"/>
-    <w:bookmarkStart w:id="33" w:name="references"/>
+    <w:bookmarkStart w:id="32" w:name="references"/>
     <w:p>
       <w:pPr>
         <w:pStyle w:val="Heading2"/>
@@ -3230,7 +3289,7 @@
         <w:t xml:space="preserve">Mueen, A., Keogh, E., Zhu, Q., Cash, S., Westover, M. B. (2009). Exact Discovery of Time Series Motifs. SIAM International Conference on Data Mining.</w:t>
       </w:r>
     </w:p>
-    <w:bookmarkEnd w:id="33"/>
+    <w:bookmarkEnd w:id="32"/>
     <w:sectPr>
       <w:footnotePr>
         <w:numRestart w:val="eachSect"/>

--- a/examples/custom/doc/05-motif-custom_motif.docx
+++ b/examples/custom/doc/05-motif-custom_motif.docx
@@ -2,7 +2,7 @@
 <file path=word/document.xml><?xml version="1.0" encoding="utf-8"?>
 <w:document xmlns:w="http://schemas.openxmlformats.org/wordprocessingml/2006/main" xmlns:m="http://schemas.openxmlformats.org/officeDocument/2006/math" xmlns:r="http://schemas.openxmlformats.org/officeDocument/2006/relationships" xmlns:o="urn:schemas-microsoft-com:office:office" xmlns:v="urn:schemas-microsoft-com:vml" xmlns:w10="urn:schemas-microsoft-com:office:word" xmlns:a="http://schemas.openxmlformats.org/drawingml/2006/main" xmlns:pic="http://schemas.openxmlformats.org/drawingml/2006/picture" xmlns:wp="http://schemas.openxmlformats.org/drawingml/2006/wordprocessingDrawing">
   <w:body>
-    <w:bookmarkStart w:id="20" w:name="custom-motif-detector"/>
+    <w:bookmarkStart w:id="9" w:name="custom-motif-detector"/>
     <w:p>
       <w:pPr>
         <w:pStyle w:val="Heading2"/>
@@ -11,8 +11,8 @@
         <w:t xml:space="preserve">Custom Motif Detector</w:t>
       </w:r>
     </w:p>
-    <w:bookmarkEnd w:id="20"/>
-    <w:bookmarkStart w:id="21" w:name="objective"/>
+    <w:bookmarkEnd w:id="9"/>
+    <w:bookmarkStart w:id="10" w:name="objective"/>
     <w:p>
       <w:pPr>
         <w:pStyle w:val="Heading2"/>
@@ -37,8 +37,8 @@
         <w:t xml:space="preserve">This notebook is meant to motivate a different intuition for motifs: instead of looking for repeated subsequences through nearest-neighbor profile search, we can think of motifs as families of subsequences that are similar enough to be grouped together.</w:t>
       </w:r>
     </w:p>
-    <w:bookmarkEnd w:id="21"/>
-    <w:bookmarkStart w:id="22" w:name="why-this-method-matters"/>
+    <w:bookmarkEnd w:id="10"/>
+    <w:bookmarkStart w:id="11" w:name="why-this-method-matters"/>
     <w:p>
       <w:pPr>
         <w:pStyle w:val="Heading2"/>
@@ -107,8 +107,8 @@
         <w:t xml:space="preserve">it shows a custom detector that adds a genuinely new idea to the package instead of rewrapping an existing one.</w:t>
       </w:r>
     </w:p>
-    <w:bookmarkEnd w:id="22"/>
-    <w:bookmarkStart w:id="31" w:name="method-at-a-glance"/>
+    <w:bookmarkEnd w:id="11"/>
+    <w:bookmarkStart w:id="20" w:name="method-at-a-glance"/>
     <w:p>
       <w:pPr>
         <w:pStyle w:val="Heading2"/>
@@ -192,7 +192,7 @@
         <w:t xml:space="preserve">it introduces a motif definition based on subsequence clustering rather than nearest-neighbor Matrix Profile search.</w:t>
       </w:r>
     </w:p>
-    <w:bookmarkStart w:id="23" w:name="prepare-the-example"/>
+    <w:bookmarkStart w:id="12" w:name="prepare-the-example"/>
     <w:p>
       <w:pPr>
         <w:pStyle w:val="Heading3"/>
@@ -289,8 +289,8 @@
         <w:t xml:space="preserve">(harbinger)</w:t>
       </w:r>
     </w:p>
-    <w:bookmarkEnd w:id="23"/>
-    <w:bookmarkStart w:id="24" w:name="define-the-support-structures"/>
+    <w:bookmarkEnd w:id="12"/>
+    <w:bookmarkStart w:id="13" w:name="define-the-support-structures"/>
     <w:p>
       <w:pPr>
         <w:pStyle w:val="Heading3"/>
@@ -2723,8 +2723,8 @@
         <w:t xml:space="preserve">We can now use the custom detector on a motif example series.</w:t>
       </w:r>
     </w:p>
-    <w:bookmarkEnd w:id="24"/>
-    <w:bookmarkStart w:id="25" w:name="configure-the-method"/>
+    <w:bookmarkEnd w:id="13"/>
+    <w:bookmarkStart w:id="14" w:name="configure-the-method"/>
     <w:p>
       <w:pPr>
         <w:pStyle w:val="Heading3"/>
@@ -3004,8 +3004,8 @@
         <w:t xml:space="preserve">serie)</w:t>
       </w:r>
     </w:p>
-    <w:bookmarkEnd w:id="25"/>
-    <w:bookmarkStart w:id="26" w:name="run-the-core-analysis"/>
+    <w:bookmarkEnd w:id="14"/>
+    <w:bookmarkStart w:id="15" w:name="run-the-core-analysis"/>
     <w:p>
       <w:pPr>
         <w:pStyle w:val="Heading3"/>
@@ -3128,8 +3128,8 @@
         <w:t xml:space="preserve">## 47  47  TRUE motif   3     15</w:t>
       </w:r>
     </w:p>
-    <w:bookmarkEnd w:id="26"/>
-    <w:bookmarkStart w:id="30" w:name="interpret-the-result-visually"/>
+    <w:bookmarkEnd w:id="15"/>
+    <w:bookmarkStart w:id="19" w:name="interpret-the-result-visually"/>
     <w:p>
       <w:pPr>
         <w:pStyle w:val="Heading3"/>
@@ -3196,18 +3196,18 @@
           <wp:inline>
             <wp:extent cx="4620126" cy="3696101"/>
             <wp:effectExtent b="0" l="0" r="0" t="0"/>
-            <wp:docPr descr="" title="" id="28" name="Picture"/>
+            <wp:docPr descr="" title="" id="17" name="Picture"/>
             <a:graphic>
               <a:graphicData uri="http://schemas.openxmlformats.org/drawingml/2006/picture">
                 <pic:pic>
                   <pic:nvPicPr>
-                    <pic:cNvPr descr="/home/gpca/harbinger/examples/custom/doc/05-motif-custom_motif_files/figure-docx/unnamed-chunk-5-1.png" id="29" name="Picture"/>
+                    <pic:cNvPr descr="C:\Git\dal\harbinger\examples\custom\doc\05-motif-custom_motif_files/efefc31ba5feec8e162f2c493ea034efeef18072.png" id="18" name="Picture"/>
                     <pic:cNvPicPr>
                       <a:picLocks noChangeArrowheads="1" noChangeAspect="1"/>
                     </pic:cNvPicPr>
                   </pic:nvPicPr>
                   <pic:blipFill>
-                    <a:blip r:embed="rId27"/>
+                    <a:blip r:embed="rId16"/>
                     <a:stretch>
                       <a:fillRect/>
                     </a:stretch>
@@ -3242,9 +3242,9 @@
         <w:t xml:space="preserve">This example is useful because it shows a real alternative motif strategy. Instead of using nearest-neighbor motifs from Matrix Profile, it groups subsequences by elastic similarity under DTW and interprets recurrent clusters as motif families. Harbinger still allows that customization, as long as the detector returns the common detection structure.</w:t>
       </w:r>
     </w:p>
-    <w:bookmarkEnd w:id="30"/>
-    <w:bookmarkEnd w:id="31"/>
-    <w:bookmarkStart w:id="32" w:name="references"/>
+    <w:bookmarkEnd w:id="19"/>
+    <w:bookmarkEnd w:id="20"/>
+    <w:bookmarkStart w:id="21" w:name="references"/>
     <w:p>
       <w:pPr>
         <w:pStyle w:val="Heading2"/>
@@ -3289,7 +3289,7 @@
         <w:t xml:space="preserve">Mueen, A., Keogh, E., Zhu, Q., Cash, S., Westover, M. B. (2009). Exact Discovery of Time Series Motifs. SIAM International Conference on Data Mining.</w:t>
       </w:r>
     </w:p>
-    <w:bookmarkEnd w:id="32"/>
+    <w:bookmarkEnd w:id="21"/>
     <w:sectPr>
       <w:footnotePr>
         <w:numRestart w:val="eachSect"/>
@@ -3523,10 +3523,10 @@
   <w:docDefaults>
     <w:rPrDefault>
       <w:rPr>
-        <w:rFonts w:asciiTheme="minorHAnsi" w:cstheme="minorBidi" w:eastAsiaTheme="minorHAnsi" w:hAnsiTheme="minorHAnsi"/>
+        <w:rFonts w:asciiTheme="minorHAnsi" w:cstheme="minorBidi" w:eastAsiaTheme="minorEastAsia" w:hAnsiTheme="minorHAnsi"/>
         <w:sz w:val="24"/>
         <w:szCs w:val="24"/>
-        <w:lang w:bidi="ar-SA" w:eastAsia="en-US" w:val="en-US"/>
+        <w:lang w:bidi="ar-SA" w:eastAsia="zh-CN" w:val="en-US"/>
       </w:rPr>
     </w:rPrDefault>
     <w:pPrDefault>
@@ -4067,13 +4067,6 @@
       </w:tblCellMar>
     </w:tblPr>
     <w:tblStylePr w:type="firstRow">
-      <w:tblPr>
-        <w:jc w:val="left"/>
-        <w:tblInd w:type="dxa" w:w="0"/>
-      </w:tblPr>
-      <w:trPr>
-        <w:jc w:val="left"/>
-      </w:trPr>
       <w:tcPr>
         <w:tcBorders>
           <w:bottom w:val="single"/>

--- a/examples/custom/doc/05-motif-custom_motif.docx
+++ b/examples/custom/doc/05-motif-custom_motif.docx
@@ -3201,7 +3201,7 @@
               <a:graphicData uri="http://schemas.openxmlformats.org/drawingml/2006/picture">
                 <pic:pic>
                   <pic:nvPicPr>
-                    <pic:cNvPr descr="C:\Git\dal\harbinger\examples\custom\doc\05-motif-custom_motif_files/efefc31ba5feec8e162f2c493ea034efeef18072.png" id="18" name="Picture"/>
+                    <pic:cNvPr descr="/home/gpca/harbinger/examples/custom/doc/05-motif-custom_motif_files/46cdf02fee8577c242f4cdbbb2b76f2e8b31e11b.png" id="18" name="Picture"/>
                     <pic:cNvPicPr>
                       <a:picLocks noChangeArrowheads="1" noChangeAspect="1"/>
                     </pic:cNvPicPr>

--- a/examples/custom/doc/05-motif-custom_motif.docx
+++ b/examples/custom/doc/05-motif-custom_motif.docx
@@ -3201,7 +3201,7 @@
               <a:graphicData uri="http://schemas.openxmlformats.org/drawingml/2006/picture">
                 <pic:pic>
                   <pic:nvPicPr>
-                    <pic:cNvPr descr="/home/gpca/harbinger/examples/custom/doc/05-motif-custom_motif_files/46cdf02fee8577c242f4cdbbb2b76f2e8b31e11b.png" id="18" name="Picture"/>
+                    <pic:cNvPr descr="C:\Git\dal\harbinger\examples\custom\doc\05-motif-custom_motif_files/efefc31ba5feec8e162f2c493ea034efeef18072.png" id="18" name="Picture"/>
                     <pic:cNvPicPr>
                       <a:picLocks noChangeArrowheads="1" noChangeAspect="1"/>
                     </pic:cNvPicPr>

--- a/examples/custom/doc/05-motif-custom_motif.docx
+++ b/examples/custom/doc/05-motif-custom_motif.docx
@@ -242,6 +242,45 @@
       </w:pPr>
       <w:r>
         <w:rPr>
+          <w:rStyle w:val="FunctionTok"/>
+        </w:rPr>
+        <w:t xml:space="preserve">source</w:t>
+      </w:r>
+      <w:r>
+        <w:rPr>
+          <w:rStyle w:val="NormalTok"/>
+        </w:rPr>
+        <w:t xml:space="preserve">(</w:t>
+      </w:r>
+      <w:r>
+        <w:rPr>
+          <w:rStyle w:val="FunctionTok"/>
+        </w:rPr>
+        <w:t xml:space="preserve">url</w:t>
+      </w:r>
+      <w:r>
+        <w:rPr>
+          <w:rStyle w:val="NormalTok"/>
+        </w:rPr>
+        <w:t xml:space="preserve">(</w:t>
+      </w:r>
+      <w:r>
+        <w:rPr>
+          <w:rStyle w:val="StringTok"/>
+        </w:rPr>
+        <w:t xml:space="preserve">"https://raw.githubusercontent.com/cefet-rj-dal/harbinger/master/examples/seed.R"</w:t>
+      </w:r>
+      <w:r>
+        <w:rPr>
+          <w:rStyle w:val="NormalTok"/>
+        </w:rPr>
+        <w:t xml:space="preserve">))</w:t>
+      </w:r>
+      <w:r>
+        <w:br/>
+      </w:r>
+      <w:r>
+        <w:rPr>
           <w:rStyle w:val="CommentTok"/>
         </w:rPr>
         <w:t xml:space="preserve"># installation</w:t>
@@ -1032,36 +1071,6 @@
         <w:t xml:space="preserve">    </w:t>
       </w:r>
       <w:r>
-        <w:rPr>
-          <w:rStyle w:val="AttributeTok"/>
-        </w:rPr>
-        <w:t xml:space="preserve">seed =</w:t>
-      </w:r>
-      <w:r>
-        <w:rPr>
-          <w:rStyle w:val="NormalTok"/>
-        </w:rPr>
-        <w:t xml:space="preserve"> </w:t>
-      </w:r>
-      <w:r>
-        <w:rPr>
-          <w:rStyle w:val="DecValTok"/>
-        </w:rPr>
-        <w:t xml:space="preserve">1</w:t>
-      </w:r>
-      <w:r>
-        <w:rPr>
-          <w:rStyle w:val="DataTypeTok"/>
-        </w:rPr>
-        <w:t xml:space="preserve">L</w:t>
-      </w:r>
-      <w:r>
-        <w:rPr>
-          <w:rStyle w:val="NormalTok"/>
-        </w:rPr>
-        <w:t xml:space="preserve">,</w:t>
-      </w:r>
-      <w:r>
         <w:br/>
       </w:r>
       <w:r>
@@ -2918,6 +2927,21 @@
       </w:r>
       <w:r>
         <w:rPr>
+          <w:rStyle w:val="FunctionTok"/>
+        </w:rPr>
+        <w:t xml:space="preserve">set_example_seed</w:t>
+      </w:r>
+      <w:r>
+        <w:rPr>
+          <w:rStyle w:val="NormalTok"/>
+        </w:rPr>
+        <w:t xml:space="preserve">()</w:t>
+      </w:r>
+      <w:r>
+        <w:br/>
+      </w:r>
+      <w:r>
+        <w:rPr>
           <w:rStyle w:val="NormalTok"/>
         </w:rPr>
         <w:t xml:space="preserve">model </w:t>
@@ -3089,7 +3113,7 @@
         <w:rPr>
           <w:rStyle w:val="VerbatimChar"/>
         </w:rPr>
-        <w:t xml:space="preserve">## 6    6  TRUE motif   1     15</w:t>
+        <w:t xml:space="preserve">## 10  10  TRUE motif   2     15</w:t>
       </w:r>
       <w:r>
         <w:br/>
@@ -3098,7 +3122,7 @@
         <w:rPr>
           <w:rStyle w:val="VerbatimChar"/>
         </w:rPr>
-        <w:t xml:space="preserve">## 20  20  TRUE motif   3     15</w:t>
+        <w:t xml:space="preserve">## 18  18  TRUE motif   3     15</w:t>
       </w:r>
       <w:r>
         <w:br/>
@@ -3107,7 +3131,7 @@
         <w:rPr>
           <w:rStyle w:val="VerbatimChar"/>
         </w:rPr>
-        <w:t xml:space="preserve">## 32  32  TRUE motif   1     15</w:t>
+        <w:t xml:space="preserve">## 32  32  TRUE motif   2     15</w:t>
       </w:r>
       <w:r>
         <w:br/>
@@ -3116,7 +3140,7 @@
         <w:rPr>
           <w:rStyle w:val="VerbatimChar"/>
         </w:rPr>
-        <w:t xml:space="preserve">## 41  41  TRUE motif   2     15</w:t>
+        <w:t xml:space="preserve">## 45  45  TRUE motif   1     15</w:t>
       </w:r>
       <w:r>
         <w:br/>
@@ -3125,7 +3149,7 @@
         <w:rPr>
           <w:rStyle w:val="VerbatimChar"/>
         </w:rPr>
-        <w:t xml:space="preserve">## 47  47  TRUE motif   3     15</w:t>
+        <w:t xml:space="preserve">## 56  56  TRUE motif   2     15</w:t>
       </w:r>
     </w:p>
     <w:bookmarkEnd w:id="15"/>
@@ -3201,7 +3225,7 @@
               <a:graphicData uri="http://schemas.openxmlformats.org/drawingml/2006/picture">
                 <pic:pic>
                   <pic:nvPicPr>
-                    <pic:cNvPr descr="/home/gpca/harbinger/examples/custom/doc/05-motif-custom_motif_files/46cdf02fee8577c242f4cdbbb2b76f2e8b31e11b.png" id="18" name="Picture"/>
+                    <pic:cNvPr descr="/home/gpca/harbinger/examples/custom/doc/05-motif-custom_motif_files/868e289b44d2572ac94460a783ad5ed637e1f20a.png" id="18" name="Picture"/>
                     <pic:cNvPicPr>
                       <a:picLocks noChangeArrowheads="1" noChangeAspect="1"/>
                     </pic:cNvPicPr>
